--- a/Manuels/Help_CleanLine.docx
+++ b/Manuels/Help_CleanLine.docx
@@ -10,6 +10,7 @@
           <w:lang w:val="en-US"/>
         </w:rPr>
       </w:pPr>
+      <w:proofErr w:type="spellStart"/>
       <w:r>
         <w:rPr>
           <w:rFonts w:ascii="Calibri" w:hAnsi="Calibri" w:cs="Calibri"/>
@@ -24,6 +25,7 @@
         </w:rPr>
         <w:t>Line</w:t>
       </w:r>
+      <w:proofErr w:type="spellEnd"/>
     </w:p>
     <w:p>
       <w:pPr>
@@ -34,6 +36,7 @@
           <w:lang w:val="en-US"/>
         </w:rPr>
       </w:pPr>
+      <w:proofErr w:type="spellStart"/>
       <w:r>
         <w:rPr>
           <w:rFonts w:ascii="Calibri" w:hAnsi="Calibri" w:cs="Calibri"/>
@@ -52,6 +55,7 @@
         </w:rPr>
         <w:t>Line</w:t>
       </w:r>
+      <w:proofErr w:type="spellEnd"/>
       <w:r>
         <w:rPr>
           <w:rFonts w:ascii="Calibri" w:hAnsi="Calibri" w:cs="Calibri"/>
@@ -77,7 +81,7 @@
           <w:iCs/>
           <w:lang w:val="en-US"/>
         </w:rPr>
-        <w:t xml:space="preserve"> is part of eeglab 202</w:t>
+        <w:t>6</w:t>
       </w:r>
       <w:r>
         <w:rPr>
@@ -86,23 +90,62 @@
           <w:iCs/>
           <w:lang w:val="en-US"/>
         </w:rPr>
-        <w:t>5</w:t>
-      </w:r>
-    </w:p>
-    <w:p>
-      <w:pPr>
-        <w:rPr>
-          <w:rFonts w:ascii="Calibri" w:hAnsi="Calibri" w:cs="Calibri"/>
-          <w:lang w:val="en-US"/>
-        </w:rPr>
-      </w:pPr>
-      <w:r>
-        <w:rPr>
-          <w:rFonts w:ascii="Calibri" w:hAnsi="Calibri" w:cs="Calibri"/>
-          <w:lang w:val="en-US"/>
-        </w:rPr>
-        <w:t xml:space="preserve">EEGpal use the second version of the implementation of the script with the command </w:t>
-      </w:r>
+        <w:t xml:space="preserve"> is part of </w:t>
+      </w:r>
+      <w:proofErr w:type="spellStart"/>
+      <w:r>
+        <w:rPr>
+          <w:rFonts w:ascii="Calibri" w:hAnsi="Calibri" w:cs="Calibri"/>
+          <w:i/>
+          <w:iCs/>
+          <w:lang w:val="en-US"/>
+        </w:rPr>
+        <w:t>eeglab</w:t>
+      </w:r>
+      <w:proofErr w:type="spellEnd"/>
+      <w:r>
+        <w:rPr>
+          <w:rFonts w:ascii="Calibri" w:hAnsi="Calibri" w:cs="Calibri"/>
+          <w:i/>
+          <w:iCs/>
+          <w:lang w:val="en-US"/>
+        </w:rPr>
+        <w:t xml:space="preserve"> 202</w:t>
+      </w:r>
+      <w:r>
+        <w:rPr>
+          <w:rFonts w:ascii="Calibri" w:hAnsi="Calibri" w:cs="Calibri"/>
+          <w:i/>
+          <w:iCs/>
+          <w:lang w:val="en-US"/>
+        </w:rPr>
+        <w:t>6</w:t>
+      </w:r>
+    </w:p>
+    <w:p>
+      <w:pPr>
+        <w:rPr>
+          <w:rFonts w:ascii="Calibri" w:hAnsi="Calibri" w:cs="Calibri"/>
+          <w:lang w:val="en-US"/>
+        </w:rPr>
+      </w:pPr>
+      <w:proofErr w:type="spellStart"/>
+      <w:r>
+        <w:rPr>
+          <w:rFonts w:ascii="Calibri" w:hAnsi="Calibri" w:cs="Calibri"/>
+          <w:lang w:val="en-US"/>
+        </w:rPr>
+        <w:t>EEGpal</w:t>
+      </w:r>
+      <w:proofErr w:type="spellEnd"/>
+      <w:r>
+        <w:rPr>
+          <w:rFonts w:ascii="Calibri" w:hAnsi="Calibri" w:cs="Calibri"/>
+          <w:lang w:val="en-US"/>
+        </w:rPr>
+        <w:t xml:space="preserve"> use the second version of the implementation of the script with the command </w:t>
+      </w:r>
+      <w:proofErr w:type="spellStart"/>
       <w:r>
         <w:rPr>
           <w:rFonts w:ascii="Calibri" w:hAnsi="Calibri" w:cs="Calibri"/>
@@ -112,6 +155,7 @@
         </w:rPr>
         <w:t>cleanLineNoise</w:t>
       </w:r>
+      <w:proofErr w:type="spellEnd"/>
       <w:r>
         <w:rPr>
           <w:rFonts w:ascii="Calibri" w:hAnsi="Calibri" w:cs="Calibri"/>
@@ -124,7 +168,23 @@
           <w:rFonts w:ascii="Calibri" w:hAnsi="Calibri" w:cs="Calibri"/>
           <w:lang w:val="en-US"/>
         </w:rPr>
-        <w:t xml:space="preserve"> It removes sharp spectral peaks from signal using Sleppian filters.</w:t>
+        <w:t xml:space="preserve"> It removes sharp spectral peaks from signal using </w:t>
+      </w:r>
+      <w:proofErr w:type="spellStart"/>
+      <w:r>
+        <w:rPr>
+          <w:rFonts w:ascii="Calibri" w:hAnsi="Calibri" w:cs="Calibri"/>
+          <w:lang w:val="en-US"/>
+        </w:rPr>
+        <w:t>Sleppian</w:t>
+      </w:r>
+      <w:proofErr w:type="spellEnd"/>
+      <w:r>
+        <w:rPr>
+          <w:rFonts w:ascii="Calibri" w:hAnsi="Calibri" w:cs="Calibri"/>
+          <w:lang w:val="en-US"/>
+        </w:rPr>
+        <w:t xml:space="preserve"> filters.</w:t>
       </w:r>
     </w:p>
     <w:p>
@@ -153,7 +213,23 @@
           <w:rFonts w:ascii="Calibri" w:hAnsi="Calibri" w:cs="Calibri"/>
           <w:lang w:val="en-US"/>
         </w:rPr>
-        <w:t xml:space="preserve"> noise from the AC current (power line frequency + harmonique, e.g. 50, 100, 150, 200 in Europe and 60,120,180,240 in US). </w:t>
+        <w:t xml:space="preserve"> noise from the AC current (power line frequency + </w:t>
+      </w:r>
+      <w:proofErr w:type="spellStart"/>
+      <w:r>
+        <w:rPr>
+          <w:rFonts w:ascii="Calibri" w:hAnsi="Calibri" w:cs="Calibri"/>
+          <w:lang w:val="en-US"/>
+        </w:rPr>
+        <w:t>harmonique</w:t>
+      </w:r>
+      <w:proofErr w:type="spellEnd"/>
+      <w:r>
+        <w:rPr>
+          <w:rFonts w:ascii="Calibri" w:hAnsi="Calibri" w:cs="Calibri"/>
+          <w:lang w:val="en-US"/>
+        </w:rPr>
+        <w:t xml:space="preserve">, e.g. 50, 100, 150, 200 in Europe and 60,120,180,240 in US). </w:t>
       </w:r>
       <w:r>
         <w:rPr>
@@ -327,7 +403,27 @@
           <w:bCs/>
           <w:lang w:val="en-US"/>
         </w:rPr>
-        <w:t>p-value for detection of significan sinusoid</w:t>
+        <w:t xml:space="preserve">p-value for detection of </w:t>
+      </w:r>
+      <w:proofErr w:type="spellStart"/>
+      <w:r>
+        <w:rPr>
+          <w:rFonts w:ascii="Calibri" w:hAnsi="Calibri" w:cs="Calibri"/>
+          <w:b/>
+          <w:bCs/>
+          <w:lang w:val="en-US"/>
+        </w:rPr>
+        <w:t>significan</w:t>
+      </w:r>
+      <w:proofErr w:type="spellEnd"/>
+      <w:r>
+        <w:rPr>
+          <w:rFonts w:ascii="Calibri" w:hAnsi="Calibri" w:cs="Calibri"/>
+          <w:b/>
+          <w:bCs/>
+          <w:lang w:val="en-US"/>
+        </w:rPr>
+        <w:t xml:space="preserve"> sinusoid</w:t>
       </w:r>
       <w:r>
         <w:rPr>
@@ -539,8 +635,17 @@
           <w:rFonts w:ascii="Calibri" w:hAnsi="Calibri" w:cs="Calibri"/>
           <w:lang w:val="en-US"/>
         </w:rPr>
-        <w:t>tapers Precomputed tapers from dpss</w:t>
-      </w:r>
+        <w:t xml:space="preserve">tapers Precomputed tapers from </w:t>
+      </w:r>
+      <w:proofErr w:type="spellStart"/>
+      <w:r>
+        <w:rPr>
+          <w:rFonts w:ascii="Calibri" w:hAnsi="Calibri" w:cs="Calibri"/>
+          <w:lang w:val="en-US"/>
+        </w:rPr>
+        <w:t>dpss</w:t>
+      </w:r>
+      <w:proofErr w:type="spellEnd"/>
       <w:r>
         <w:rPr>
           <w:rFonts w:ascii="Calibri" w:hAnsi="Calibri" w:cs="Calibri"/>
@@ -795,7 +900,87 @@
           <w:rFonts w:ascii="Calibri" w:hAnsi="Calibri" w:cs="Calibri"/>
           <w:lang w:val="en-US"/>
         </w:rPr>
-        <w:t>Signal will be zero-padded to the desired power of two greater than the sliding window length. The formula is NFFT = 2^nextpow2(SlidingWinLen*(PadFactor+1)). e.g. For SlidingWinLen = 500, if PadFactor = -1, we do not pad; if PadFactor = 0, we pad the FFT to 512 points, if PadFactor=1, we pad to 1024 points etc.</w:t>
+        <w:t>Signal will be zero-padded to the desired power of two greater than the sliding window length. The formula is NFFT = 2^nextpow2(</w:t>
+      </w:r>
+      <w:proofErr w:type="spellStart"/>
+      <w:r>
+        <w:rPr>
+          <w:rFonts w:ascii="Calibri" w:hAnsi="Calibri" w:cs="Calibri"/>
+          <w:lang w:val="en-US"/>
+        </w:rPr>
+        <w:t>SlidingWinLen</w:t>
+      </w:r>
+      <w:proofErr w:type="spellEnd"/>
+      <w:r>
+        <w:rPr>
+          <w:rFonts w:ascii="Calibri" w:hAnsi="Calibri" w:cs="Calibri"/>
+          <w:lang w:val="en-US"/>
+        </w:rPr>
+        <w:t xml:space="preserve">*(PadFactor+1)). e.g. For </w:t>
+      </w:r>
+      <w:proofErr w:type="spellStart"/>
+      <w:r>
+        <w:rPr>
+          <w:rFonts w:ascii="Calibri" w:hAnsi="Calibri" w:cs="Calibri"/>
+          <w:lang w:val="en-US"/>
+        </w:rPr>
+        <w:t>SlidingWinLen</w:t>
+      </w:r>
+      <w:proofErr w:type="spellEnd"/>
+      <w:r>
+        <w:rPr>
+          <w:rFonts w:ascii="Calibri" w:hAnsi="Calibri" w:cs="Calibri"/>
+          <w:lang w:val="en-US"/>
+        </w:rPr>
+        <w:t xml:space="preserve"> = 500, if </w:t>
+      </w:r>
+      <w:proofErr w:type="spellStart"/>
+      <w:r>
+        <w:rPr>
+          <w:rFonts w:ascii="Calibri" w:hAnsi="Calibri" w:cs="Calibri"/>
+          <w:lang w:val="en-US"/>
+        </w:rPr>
+        <w:t>PadFactor</w:t>
+      </w:r>
+      <w:proofErr w:type="spellEnd"/>
+      <w:r>
+        <w:rPr>
+          <w:rFonts w:ascii="Calibri" w:hAnsi="Calibri" w:cs="Calibri"/>
+          <w:lang w:val="en-US"/>
+        </w:rPr>
+        <w:t xml:space="preserve"> = -1, we do not pad; if </w:t>
+      </w:r>
+      <w:proofErr w:type="spellStart"/>
+      <w:r>
+        <w:rPr>
+          <w:rFonts w:ascii="Calibri" w:hAnsi="Calibri" w:cs="Calibri"/>
+          <w:lang w:val="en-US"/>
+        </w:rPr>
+        <w:t>PadFactor</w:t>
+      </w:r>
+      <w:proofErr w:type="spellEnd"/>
+      <w:r>
+        <w:rPr>
+          <w:rFonts w:ascii="Calibri" w:hAnsi="Calibri" w:cs="Calibri"/>
+          <w:lang w:val="en-US"/>
+        </w:rPr>
+        <w:t xml:space="preserve"> = 0, we pad the FFT to 512 points, if </w:t>
+      </w:r>
+      <w:proofErr w:type="spellStart"/>
+      <w:r>
+        <w:rPr>
+          <w:rFonts w:ascii="Calibri" w:hAnsi="Calibri" w:cs="Calibri"/>
+          <w:lang w:val="en-US"/>
+        </w:rPr>
+        <w:t>PadFactor</w:t>
+      </w:r>
+      <w:proofErr w:type="spellEnd"/>
+      <w:r>
+        <w:rPr>
+          <w:rFonts w:ascii="Calibri" w:hAnsi="Calibri" w:cs="Calibri"/>
+          <w:lang w:val="en-US"/>
+        </w:rPr>
+        <w:t>=1, we pad to 1024 points etc.</w:t>
       </w:r>
       <w:r>
         <w:rPr>
@@ -837,6 +1022,64 @@
           <w:lang w:val="en-US"/>
         </w:rPr>
       </w:pPr>
+      <w:r>
+        <w:rPr>
+          <w:rFonts w:ascii="Calibri" w:hAnsi="Calibri" w:cs="Calibri"/>
+          <w:lang w:val="en-US"/>
+        </w:rPr>
+        <w:t>FAQ:</w:t>
+      </w:r>
+    </w:p>
+    <w:p>
+      <w:pPr>
+        <w:rPr>
+          <w:rFonts w:ascii="Calibri" w:hAnsi="Calibri" w:cs="Calibri"/>
+          <w:b/>
+          <w:bCs/>
+          <w:lang w:val="en-US"/>
+        </w:rPr>
+      </w:pPr>
+      <w:r>
+        <w:rPr>
+          <w:rFonts w:ascii="Calibri" w:hAnsi="Calibri" w:cs="Calibri"/>
+          <w:b/>
+          <w:bCs/>
+          <w:lang w:val="en-US"/>
+        </w:rPr>
+        <w:lastRenderedPageBreak/>
+        <w:t xml:space="preserve">Why the option “Remove Flat Line” is deactivated by default ? </w:t>
+      </w:r>
+    </w:p>
+    <w:p>
+      <w:pPr>
+        <w:rPr>
+          <w:rFonts w:ascii="Calibri" w:hAnsi="Calibri" w:cs="Calibri"/>
+          <w:lang w:val="en-US"/>
+        </w:rPr>
+      </w:pPr>
+      <w:r>
+        <w:rPr>
+          <w:rFonts w:ascii="Calibri" w:hAnsi="Calibri" w:cs="Calibri"/>
+          <w:lang w:val="en-US"/>
+        </w:rPr>
+        <w:t xml:space="preserve">This option remove totally the detected channel instead of flag it. It makes problem for other </w:t>
+      </w:r>
+      <w:proofErr w:type="spellStart"/>
+      <w:r>
+        <w:rPr>
+          <w:rFonts w:ascii="Calibri" w:hAnsi="Calibri" w:cs="Calibri"/>
+          <w:lang w:val="en-US"/>
+        </w:rPr>
+        <w:t>EEGpal</w:t>
+      </w:r>
+      <w:proofErr w:type="spellEnd"/>
+      <w:r>
+        <w:rPr>
+          <w:rFonts w:ascii="Calibri" w:hAnsi="Calibri" w:cs="Calibri"/>
+          <w:lang w:val="en-US"/>
+        </w:rPr>
+        <w:t xml:space="preserve"> processes. It is why this option is deactivated by default. </w:t>
+      </w:r>
     </w:p>
     <w:sectPr>
       <w:pgSz w:w="11906" w:h="16838"/>
